--- a/short-drama/assets/drama-reference.docx
+++ b/short-drama/assets/drama-reference.docx
@@ -377,7 +377,7 @@
     <w:qFormat/>
     <w:rsid w:val="00FC693F"/>
     <w:pPr>
-      <w:spacing w:line="360" w:lineRule="auto"/>
+      <w:spacing w:line="360" w:lineRule="auto" w:before="0" w:after="120"/>
     </w:pPr>
     <w:rPr>
       <w:rFonts w:ascii="Times New Roman" w:hAnsi="Times New Roman" w:eastAsia="宋体"/>
@@ -471,7 +471,7 @@
       <w:b/>
       <w:bCs/>
       <w:color w:val="4F81BD" w:themeColor="accent1"/>
-      <w:sz w:val="36"/>
+      <w:sz w:val="28"/>
       <w:szCs w:val="26"/>
     </w:rPr>
   </w:style>
@@ -487,7 +487,7 @@
     <w:pPr>
       <w:keepNext/>
       <w:keepLines/>
-      <w:spacing w:before="240" w:after="120"/>
+      <w:spacing w:before="480" w:after="160"/>
       <w:outlineLvl w:val="2"/>
     </w:pPr>
     <w:rPr>
